--- a/docs/多模态视频内容创作平台的私有化混合架构设计与实现_修订版.docx
+++ b/docs/多模态视频内容创作平台的私有化混合架构设计与实现_修订版.docx
@@ -14499,6 +14499,12 @@
             <w:insideH w:val="single" w:color="auto" w:sz="4" w:space="0"/>
             <w:insideV w:val="single" w:color="auto" w:sz="4" w:space="0"/>
           </w:tblBorders>
+          <w:tblCellMar>
+            <w:top w:w="0" w:type="dxa"/>
+            <w:left w:w="108" w:type="dxa"/>
+            <w:bottom w:w="0" w:type="dxa"/>
+            <w:right w:w="108" w:type="dxa"/>
+          </w:tblCellMar>
         </w:tblPrEx>
         <w:trPr>
           <w:jc w:val="center"/>
@@ -16777,6 +16783,12 @@
             <w:insideH w:val="single" w:color="auto" w:sz="4" w:space="0"/>
             <w:insideV w:val="single" w:color="auto" w:sz="4" w:space="0"/>
           </w:tblBorders>
+          <w:tblCellMar>
+            <w:top w:w="0" w:type="dxa"/>
+            <w:left w:w="108" w:type="dxa"/>
+            <w:bottom w:w="0" w:type="dxa"/>
+            <w:right w:w="108" w:type="dxa"/>
+          </w:tblCellMar>
         </w:tblPrEx>
         <w:trPr>
           <w:jc w:val="center"/>
@@ -19816,6 +19828,12 @@
             <w:insideH w:val="single" w:color="auto" w:sz="4" w:space="0"/>
             <w:insideV w:val="single" w:color="auto" w:sz="4" w:space="0"/>
           </w:tblBorders>
+          <w:tblCellMar>
+            <w:top w:w="0" w:type="dxa"/>
+            <w:left w:w="108" w:type="dxa"/>
+            <w:bottom w:w="0" w:type="dxa"/>
+            <w:right w:w="108" w:type="dxa"/>
+          </w:tblCellMar>
         </w:tblPrEx>
         <w:trPr>
           <w:jc w:val="center"/>
@@ -32161,8 +32179,6 @@
       <w:pPr>
         <w:spacing w:line="300" w:lineRule="auto"/>
       </w:pPr>
-      <w:bookmarkStart w:id="0" w:name="_GoBack"/>
-      <w:bookmarkEnd w:id="0"/>
       <w:r>
         <w:rPr>
           <w:rFonts w:ascii="Times New Roman" w:hAnsi="Times New Roman" w:eastAsia="SimSun"/>
@@ -32373,19 +32389,22 @@
           <w:rFonts w:ascii="Times New Roman" w:hAnsi="Times New Roman" w:eastAsia="SimSun"/>
           <w:sz w:val="21"/>
         </w:rPr>
-        <w:t>[11] Kwon W, et al. vLLM: Easy, Fast, and Cheap LLM Serving with PagedAttention[J]. arXiv preprint arXiv:2309.06180, 2023.</w:t>
-      </w:r>
-    </w:p>
-    <w:p>
-      <w:pPr>
-        <w:spacing w:line="300" w:lineRule="auto"/>
-      </w:pPr>
+        <w:t>[1</w:t>
+      </w:r>
+      <w:r>
+        <w:rPr>
+          <w:rFonts w:hint="eastAsia"/>
+          <w:sz w:val="21"/>
+          <w:lang w:val="en-US" w:eastAsia="zh-CN"/>
+        </w:rPr>
+        <w:t>1</w:t>
+      </w:r>
       <w:r>
         <w:rPr>
           <w:rFonts w:ascii="Times New Roman" w:hAnsi="Times New Roman" w:eastAsia="SimSun"/>
           <w:sz w:val="21"/>
         </w:rPr>
-        <w:t>[12] Frantar E, et al. GPTQ: Accurate Post-Training Quantization for Generative Pre-trained Transformers[J]. arXiv preprint arXiv:2210.17323, 2023.</w:t>
+        <w:t>] Rajbhandari S, et al. ZeRO: Memory Optimizations Toward Training Trillion Parameter Models[J]. arXiv preprint arXiv:1910.02054, 2020.</w:t>
       </w:r>
     </w:p>
     <w:p>
@@ -32397,19 +32416,22 @@
           <w:rFonts w:ascii="Times New Roman" w:hAnsi="Times New Roman" w:eastAsia="SimSun"/>
           <w:sz w:val="21"/>
         </w:rPr>
-        <w:t>[13] Lin J, et al. AWQ: Activation-aware Weight Quantization for LLM Compression and Acceleration[J]. arXiv preprint arXiv:2306.00978, 2024.</w:t>
-      </w:r>
-    </w:p>
-    <w:p>
-      <w:pPr>
-        <w:spacing w:line="300" w:lineRule="auto"/>
-      </w:pPr>
+        <w:t>[1</w:t>
+      </w:r>
+      <w:r>
+        <w:rPr>
+          <w:rFonts w:hint="eastAsia"/>
+          <w:sz w:val="21"/>
+          <w:lang w:val="en-US" w:eastAsia="zh-CN"/>
+        </w:rPr>
+        <w:t>2</w:t>
+      </w:r>
       <w:r>
         <w:rPr>
           <w:rFonts w:ascii="Times New Roman" w:hAnsi="Times New Roman" w:eastAsia="SimSun"/>
           <w:sz w:val="21"/>
         </w:rPr>
-        <w:t>[14] Rajbhandari S, et al. ZeRO: Memory Optimizations Toward Training Trillion Parameter Models[J]. arXiv preprint arXiv:1910.02054, 2020.</w:t>
+        <w:t>] 王强, 刘洋. 基于容器化的深度学习模型部署与优化[J]. 软件工程, 2023, 26(5): 12-18.</w:t>
       </w:r>
     </w:p>
     <w:p>
@@ -32421,19 +32443,22 @@
           <w:rFonts w:ascii="Times New Roman" w:hAnsi="Times New Roman" w:eastAsia="SimSun"/>
           <w:sz w:val="21"/>
         </w:rPr>
-        <w:t>[15] 王强, 刘洋. 基于容器化的深度学习模型部署与优化[J]. 软件工程, 2023, 26(5): 12-18.</w:t>
-      </w:r>
-    </w:p>
-    <w:p>
-      <w:pPr>
-        <w:spacing w:line="300" w:lineRule="auto"/>
-      </w:pPr>
+        <w:t>[1</w:t>
+      </w:r>
+      <w:r>
+        <w:rPr>
+          <w:rFonts w:hint="eastAsia"/>
+          <w:sz w:val="21"/>
+          <w:lang w:val="en-US" w:eastAsia="zh-CN"/>
+        </w:rPr>
+        <w:t>3</w:t>
+      </w:r>
       <w:r>
         <w:rPr>
           <w:rFonts w:ascii="Times New Roman" w:hAnsi="Times New Roman" w:eastAsia="SimSun"/>
           <w:sz w:val="21"/>
         </w:rPr>
-        <w:t>[16] 张明, 李华. 大语言模型私有化部署的安全性研究[J]. 计算机安全, 2024, 38(2): 45-52.</w:t>
+        <w:t>] 张明, 李华. 大语言模型私有化部署的安全性研究[J]. 计算机安全, 2024, 38(2): 45-52.</w:t>
       </w:r>
     </w:p>
     <w:p>
@@ -32445,19 +32470,22 @@
           <w:rFonts w:ascii="Times New Roman" w:hAnsi="Times New Roman" w:eastAsia="SimSun"/>
           <w:sz w:val="21"/>
         </w:rPr>
-        <w:t>[17] 陈涛. 面向多模态视频生成的扩散模型技术研究[D]. 清华大学, 2023.</w:t>
-      </w:r>
-    </w:p>
-    <w:p>
-      <w:pPr>
-        <w:spacing w:line="300" w:lineRule="auto"/>
-      </w:pPr>
+        <w:t>[1</w:t>
+      </w:r>
+      <w:r>
+        <w:rPr>
+          <w:rFonts w:hint="eastAsia"/>
+          <w:sz w:val="21"/>
+          <w:lang w:val="en-US" w:eastAsia="zh-CN"/>
+        </w:rPr>
+        <w:t>4</w:t>
+      </w:r>
       <w:r>
         <w:rPr>
           <w:rFonts w:ascii="Times New Roman" w:hAnsi="Times New Roman" w:eastAsia="SimSun"/>
           <w:sz w:val="21"/>
         </w:rPr>
-        <w:t>[18] Slack Engineering. Building Secure and Private Enterprise LLM Infrastructure[EB/OL]. 2024.</w:t>
+        <w:t>] 陈涛. 面向多模态视频生成的扩散模型技术研究[D]. 清华大学, 2023.</w:t>
       </w:r>
     </w:p>
     <w:p>
@@ -32469,19 +32497,78 @@
           <w:rFonts w:ascii="Times New Roman" w:hAnsi="Times New Roman" w:eastAsia="SimSun"/>
           <w:sz w:val="21"/>
         </w:rPr>
-        <w:t>[19] Rombach R, Blattmann A, Lorenz D, et al. High-Resolution Image Synthesis with Latent Diffusion Models[C]. Proceedings of the IEEE/CVF Conference on Computer Vision and Pattern Recognition, 2022: 10684-10695.</w:t>
-      </w:r>
-    </w:p>
-    <w:p>
-      <w:pPr>
-        <w:spacing w:line="300" w:lineRule="auto"/>
-      </w:pPr>
+        <w:t>[1</w:t>
+      </w:r>
+      <w:r>
+        <w:rPr>
+          <w:rFonts w:hint="eastAsia"/>
+          <w:sz w:val="21"/>
+          <w:lang w:val="en-US" w:eastAsia="zh-CN"/>
+        </w:rPr>
+        <w:t>5</w:t>
+      </w:r>
       <w:r>
         <w:rPr>
           <w:rFonts w:ascii="Times New Roman" w:hAnsi="Times New Roman" w:eastAsia="SimSun"/>
           <w:sz w:val="21"/>
         </w:rPr>
-        <w:t>[20] Du Z, Qian Y, Liu X, et al. GLM: General Language Model Pretraining with Autoregressive Blank Infilling[C]. Proceedings of the 60th Annual Meeting of the Association for Computational Linguistics, 2022: 320-335.</w:t>
+        <w:t>] Slack Engineering. Building Secure and Private Enterprise LLM Infrastructure[EB/OL]. 2024.</w:t>
+      </w:r>
+    </w:p>
+    <w:p>
+      <w:pPr>
+        <w:spacing w:line="300" w:lineRule="auto"/>
+      </w:pPr>
+      <w:r>
+        <w:rPr>
+          <w:rFonts w:ascii="Times New Roman" w:hAnsi="Times New Roman" w:eastAsia="SimSun"/>
+          <w:sz w:val="21"/>
+        </w:rPr>
+        <w:t>[1</w:t>
+      </w:r>
+      <w:r>
+        <w:rPr>
+          <w:rFonts w:hint="eastAsia"/>
+          <w:sz w:val="21"/>
+          <w:lang w:val="en-US" w:eastAsia="zh-CN"/>
+        </w:rPr>
+        <w:t>6</w:t>
+      </w:r>
+      <w:r>
+        <w:rPr>
+          <w:rFonts w:ascii="Times New Roman" w:hAnsi="Times New Roman" w:eastAsia="SimSun"/>
+          <w:sz w:val="21"/>
+        </w:rPr>
+        <w:t>] Rombach R, Blattmann A, Lorenz D, et al. High-Resolution Image Synthesis with Latent Diffusion Models[C]. Proceedings of the IEEE/CVF Conference on Computer Vision and Pattern Recognition, 2022: 10684-10695.</w:t>
+      </w:r>
+    </w:p>
+    <w:p>
+      <w:pPr>
+        <w:spacing w:line="300" w:lineRule="auto"/>
+      </w:pPr>
+      <w:r>
+        <w:rPr>
+          <w:rFonts w:ascii="Times New Roman" w:hAnsi="Times New Roman" w:eastAsia="SimSun"/>
+          <w:sz w:val="21"/>
+        </w:rPr>
+        <w:t>[</w:t>
+      </w:r>
+      <w:r>
+        <w:rPr>
+          <w:rFonts w:hint="eastAsia"/>
+          <w:sz w:val="21"/>
+          <w:lang w:val="en-US" w:eastAsia="zh-CN"/>
+        </w:rPr>
+        <w:t>17</w:t>
+      </w:r>
+      <w:bookmarkStart w:id="0" w:name="_GoBack"/>
+      <w:bookmarkEnd w:id="0"/>
+      <w:r>
+        <w:rPr>
+          <w:rFonts w:ascii="Times New Roman" w:hAnsi="Times New Roman" w:eastAsia="SimSun"/>
+          <w:sz w:val="21"/>
+        </w:rPr>
+        <w:t>] Du Z, Qian Y, Liu X, et al. GLM: General Language Model Pretraining with Autoregressive Blank Infilling[C]. Proceedings of the 60th Annual Meeting of the Association for Computational Linguistics, 2022: 320-335.</w:t>
       </w:r>
     </w:p>
     <w:p>
